--- a/paper/cover_letter.docx
+++ b/paper/cover_letter.docx
@@ -72,7 +72,7 @@
     </w:p>
     <w:p>
       <w:r>
-        <w:t>We tested this approach across 100 enterprise business scenarios using Qwen-2.5-7B. O-CTD reduced attack success rates from 80% down to 20%, brought policy invariant violations down to 10%, and maintained 100% benign task completion.</w:t>
+        <w:t>We tested this approach across 100 enterprise business scenarios using Qwen-2.5-7B. O-CTD reduced attack success rates from 80% down to 20%, completely eliminated structural policy invariant violations (0.0%), and maintained 100% benign task completion.</w:t>
       </w:r>
     </w:p>
     <w:p>
